--- a/ai_knowledge_base/deploy/本地部署验证指南.docx
+++ b/ai_knowledge_base/deploy/本地部署验证指南.docx
@@ -733,14 +733,13 @@
           <w:color w:val="665522"/>
           <w:sz w:val="19"/>
         </w:rPr>
-        <w:t>docker compose</w:t>
+        <w:t>docker compose 报错但 docker-compose 能用：说明 Compose 插件没装好，升级 Docker Desktop。</w:t>
       </w:r>
       <w:r>
         <w:rPr>
           <w:rFonts w:ascii="Calibri" w:hAnsi="Calibri" w:eastAsia="微软雅黑"/>
           <w:color w:val="665522"/>
         </w:rPr>
-        <w:t xml:space="preserve"> 报错但 </w:t>
       </w:r>
       <w:r>
         <w:rPr>
@@ -748,14 +747,12 @@
           <w:color w:val="665522"/>
           <w:sz w:val="19"/>
         </w:rPr>
-        <w:t>docker-compose</w:t>
       </w:r>
       <w:r>
         <w:rPr>
           <w:rFonts w:ascii="Calibri" w:hAnsi="Calibri" w:eastAsia="微软雅黑"/>
           <w:color w:val="665522"/>
         </w:rPr>
-        <w:t xml:space="preserve"> 能用：说明 Compose 插件没装好，升级 Docker Desktop。</w:t>
       </w:r>
     </w:p>
     <w:p>
@@ -2288,6 +2285,22 @@
     </w:p>
     <w:p>
       <w:pPr>
+        <w:spacing w:after="120"/>
+      </w:pPr>
+      <w:r>
+        <w:t>启动用 Docker 专用配置：docker compose --env-file deploy/.env.docker up -d --build。deploy/.env.docker 是独立的一套密钥和密码，和根目录 .env（pnpm dev 用）互不影响，改任何一边都不影响另一边。</w:t>
+      </w:r>
+    </w:p>
+    <w:p>
+      <w:pPr>
+        <w:spacing w:after="120"/>
+      </w:pPr>
+      <w:r>
+        <w:t>先确认一件事：本机已经装了 PostgreSQL（占 5432 端口）不会冲突。Docker 里的数据库运行在容器内网，没有占用你本机的 5432；compose 把它映射到宿主机 5433（见下），用 Navicat/DBeaver 连 localhost:5433 就能查看容器里的数据库。</w:t>
+      </w:r>
+    </w:p>
+    <w:p>
+      <w:pPr>
         <w:spacing w:before="80" w:after="160"/>
         <w:ind w:left="170"/>
         <w:shd w:val="clear" w:color="auto" w:fill="F2F2F2"/>
@@ -2297,7 +2310,7 @@
           <w:rFonts w:ascii="Consolas" w:hAnsi="Consolas" w:eastAsia="微软雅黑"/>
           <w:sz w:val="18"/>
         </w:rPr>
-        <w:t>docker compose up -d --build</w:t>
+        <w:t>docker compose --env-file deploy/.env.docker up -d --build</w:t>
       </w:r>
     </w:p>
     <w:p>
@@ -2617,72 +2630,12 @@
     </w:p>
     <w:p>
       <w:pPr>
-        <w:spacing w:after="120"/>
-      </w:pPr>
-      <w:r>
-        <w:rPr>
-          <w:rFonts w:ascii="Calibri" w:hAnsi="Calibri" w:eastAsia="微软雅黑"/>
-        </w:rPr>
-        <w:t xml:space="preserve">预期看到四行，状态都是 </w:t>
-      </w:r>
-      <w:r>
-        <w:rPr>
-          <w:rFonts w:ascii="Consolas" w:hAnsi="Consolas" w:eastAsia="微软雅黑"/>
-          <w:sz w:val="19"/>
-        </w:rPr>
-        <w:t>Up</w:t>
-      </w:r>
-      <w:r>
-        <w:rPr>
-          <w:rFonts w:ascii="Calibri" w:hAnsi="Calibri" w:eastAsia="微软雅黑"/>
-        </w:rPr>
-        <w:t>（running）：</w:t>
-      </w:r>
-    </w:p>
-    <w:p>
-      <w:pPr>
         <w:spacing w:before="80" w:after="160"/>
         <w:ind w:left="170"/>
         <w:shd w:val="clear" w:color="auto" w:fill="F2F2F2"/>
       </w:pPr>
       <w:r>
-        <w:rPr>
-          <w:rFonts w:ascii="Consolas" w:hAnsi="Consolas" w:eastAsia="微软雅黑"/>
-          <w:sz w:val="18"/>
-        </w:rPr>
-        <w:t>NAME                              STATUS</w:t>
-        <w:br/>
-      </w:r>
-      <w:r>
-        <w:rPr>
-          <w:rFonts w:ascii="Consolas" w:hAnsi="Consolas" w:eastAsia="微软雅黑"/>
-          <w:sz w:val="18"/>
-        </w:rPr>
-        <w:t>ai-knowledge-base-db-1           Up (healthy)</w:t>
-        <w:br/>
-      </w:r>
-      <w:r>
-        <w:rPr>
-          <w:rFonts w:ascii="Consolas" w:hAnsi="Consolas" w:eastAsia="微软雅黑"/>
-          <w:sz w:val="18"/>
-        </w:rPr>
-        <w:t>ai-knowledge-base-server-1       Up</w:t>
-        <w:br/>
-      </w:r>
-      <w:r>
-        <w:rPr>
-          <w:rFonts w:ascii="Consolas" w:hAnsi="Consolas" w:eastAsia="微软雅黑"/>
-          <w:sz w:val="18"/>
-        </w:rPr>
-        <w:t>ai-knowledge-base-ai-service-1   Up</w:t>
-        <w:br/>
-      </w:r>
-      <w:r>
-        <w:rPr>
-          <w:rFonts w:ascii="Consolas" w:hAnsi="Consolas" w:eastAsia="微软雅黑"/>
-          <w:sz w:val="18"/>
-        </w:rPr>
-        <w:t>ai-knowledge-base-web-1          Up</w:t>
+        <w:t>想查看容器里的数据库：用 Navicat/DBeaver 连 localhost:5433（账号 postgres，密码见 deploy/.env.docker 的 DATABASE_PASSWORD）。这个 5433 是你本机 Docker 专用的，和你本机 5432 的 PostgreSQL 完全隔离。</w:t>
       </w:r>
     </w:p>
     <w:p>
@@ -2693,20 +2646,20 @@
         <w:rPr>
           <w:rFonts w:ascii="Calibri" w:hAnsi="Calibri" w:eastAsia="微软雅黑"/>
         </w:rPr>
-        <w:t xml:space="preserve">如果某个服务显示 </w:t>
+        <w:t xml:space="preserve">预期看到四行，状态都是 </w:t>
       </w:r>
       <w:r>
         <w:rPr>
           <w:rFonts w:ascii="Consolas" w:hAnsi="Consolas" w:eastAsia="微软雅黑"/>
           <w:sz w:val="19"/>
         </w:rPr>
-        <w:t>Restarting</w:t>
+        <w:t>Up</w:t>
       </w:r>
       <w:r>
         <w:rPr>
           <w:rFonts w:ascii="Calibri" w:hAnsi="Calibri" w:eastAsia="微软雅黑"/>
         </w:rPr>
-        <w:t>（反复重启），看日志（同一个终端）：</w:t>
+        <w:t>（running）：</w:t>
       </w:r>
     </w:p>
     <w:p>
@@ -2720,15 +2673,85 @@
           <w:rFonts w:ascii="Consolas" w:hAnsi="Consolas" w:eastAsia="微软雅黑"/>
           <w:sz w:val="18"/>
         </w:rPr>
+        <w:t>NAME                              STATUS</w:t>
+        <w:br/>
+      </w:r>
+      <w:r>
+        <w:rPr>
+          <w:rFonts w:ascii="Consolas" w:hAnsi="Consolas" w:eastAsia="微软雅黑"/>
+          <w:sz w:val="18"/>
+        </w:rPr>
+        <w:t>ai-knowledge-base-db-1           Up (healthy)</w:t>
+        <w:br/>
+      </w:r>
+      <w:r>
+        <w:rPr>
+          <w:rFonts w:ascii="Consolas" w:hAnsi="Consolas" w:eastAsia="微软雅黑"/>
+          <w:sz w:val="18"/>
+        </w:rPr>
+        <w:t>ai-knowledge-base-server-1       Up</w:t>
+        <w:br/>
+      </w:r>
+      <w:r>
+        <w:rPr>
+          <w:rFonts w:ascii="Consolas" w:hAnsi="Consolas" w:eastAsia="微软雅黑"/>
+          <w:sz w:val="18"/>
+        </w:rPr>
+        <w:t>ai-knowledge-base-ai-service-1   Up</w:t>
+        <w:br/>
+      </w:r>
+      <w:r>
+        <w:rPr>
+          <w:rFonts w:ascii="Consolas" w:hAnsi="Consolas" w:eastAsia="微软雅黑"/>
+          <w:sz w:val="18"/>
+        </w:rPr>
+        <w:t>ai-knowledge-base-web-1          Up</w:t>
+      </w:r>
+    </w:p>
+    <w:p>
+      <w:pPr>
+        <w:spacing w:after="120"/>
+      </w:pPr>
+      <w:r>
+        <w:rPr>
+          <w:rFonts w:ascii="Calibri" w:hAnsi="Calibri" w:eastAsia="微软雅黑"/>
+        </w:rPr>
+        <w:t xml:space="preserve">如果某个服务显示 </w:t>
+      </w:r>
+      <w:r>
+        <w:rPr>
+          <w:rFonts w:ascii="Consolas" w:hAnsi="Consolas" w:eastAsia="微软雅黑"/>
+          <w:sz w:val="19"/>
+        </w:rPr>
+        <w:t>Restarting</w:t>
+      </w:r>
+      <w:r>
+        <w:rPr>
+          <w:rFonts w:ascii="Calibri" w:hAnsi="Calibri" w:eastAsia="微软雅黑"/>
+        </w:rPr>
+        <w:t>（反复重启），看日志（同一个终端）：</w:t>
+      </w:r>
+    </w:p>
+    <w:p>
+      <w:pPr>
+        <w:spacing w:before="80" w:after="160"/>
+        <w:ind w:left="170"/>
+        <w:shd w:val="clear" w:color="auto" w:fill="F2F2F2"/>
+      </w:pPr>
+      <w:r>
+        <w:rPr>
+          <w:rFonts w:ascii="Consolas" w:hAnsi="Consolas" w:eastAsia="微软雅黑"/>
+          <w:sz w:val="18"/>
+        </w:rPr>
         <w:t>docker compose logs server</w:t>
         <w:br/>
+        <w:t>docker compose logs ai-service</w:t>
       </w:r>
       <w:r>
         <w:rPr>
           <w:rFonts w:ascii="Consolas" w:hAnsi="Consolas" w:eastAsia="微软雅黑"/>
           <w:sz w:val="18"/>
         </w:rPr>
-        <w:t>docker compose logs ai-service</w:t>
       </w:r>
     </w:p>
     <w:p>
@@ -3350,66 +3373,76 @@
     </w:p>
     <w:p>
       <w:pPr>
-        <w:spacing w:after="120"/>
-      </w:pPr>
-      <w:r>
-        <w:rPr>
-          <w:rFonts w:ascii="Calibri" w:hAnsi="Calibri" w:eastAsia="微软雅黑"/>
-        </w:rPr>
-        <w:t xml:space="preserve">数据保留在项目根目录 </w:t>
-      </w:r>
-      <w:r>
-        <w:rPr>
-          <w:rFonts w:ascii="Consolas" w:hAnsi="Consolas" w:eastAsia="微软雅黑"/>
-          <w:sz w:val="19"/>
-        </w:rPr>
-        <w:t>data/</w:t>
-      </w:r>
-      <w:r>
-        <w:rPr>
-          <w:rFonts w:ascii="Calibri" w:hAnsi="Calibri" w:eastAsia="微软雅黑"/>
-        </w:rPr>
-        <w:t xml:space="preserve">（数据库 </w:t>
-      </w:r>
-      <w:r>
-        <w:rPr>
-          <w:rFonts w:ascii="Consolas" w:hAnsi="Consolas" w:eastAsia="微软雅黑"/>
-          <w:sz w:val="19"/>
-        </w:rPr>
-        <w:t>data/pg</w:t>
-      </w:r>
-      <w:r>
-        <w:rPr>
-          <w:rFonts w:ascii="Calibri" w:hAnsi="Calibri" w:eastAsia="微软雅黑"/>
-        </w:rPr>
-        <w:t xml:space="preserve">、上传文件 </w:t>
-      </w:r>
-      <w:r>
-        <w:rPr>
-          <w:rFonts w:ascii="Consolas" w:hAnsi="Consolas" w:eastAsia="微软雅黑"/>
-          <w:sz w:val="19"/>
-        </w:rPr>
-        <w:t>data/uploads</w:t>
-      </w:r>
-      <w:r>
-        <w:rPr>
-          <w:rFonts w:ascii="Calibri" w:hAnsi="Calibri" w:eastAsia="微软雅黑"/>
-        </w:rPr>
-        <w:t>）。 下次再启动（同样在项目根目录终端）：</w:t>
-      </w:r>
-    </w:p>
-    <w:p>
-      <w:pPr>
         <w:spacing w:before="80" w:after="160"/>
         <w:ind w:left="170"/>
         <w:shd w:val="clear" w:color="auto" w:fill="F2F2F2"/>
       </w:pPr>
       <w:r>
+        <w:t>提示：如果之前跑过 pnpm dev，先把它停掉（3000/3001/5173 端口的进程），否则你访问 localhost:3000 时连到的是 dev 后端而不是 Docker 容器。</w:t>
+      </w:r>
+    </w:p>
+    <w:p>
+      <w:pPr>
+        <w:spacing w:after="120"/>
+      </w:pPr>
+      <w:r>
+        <w:rPr>
+          <w:rFonts w:ascii="Calibri" w:hAnsi="Calibri" w:eastAsia="微软雅黑"/>
+        </w:rPr>
+        <w:t xml:space="preserve">数据保留在项目根目录 </w:t>
+      </w:r>
+      <w:r>
+        <w:rPr>
+          <w:rFonts w:ascii="Consolas" w:hAnsi="Consolas" w:eastAsia="微软雅黑"/>
+          <w:sz w:val="19"/>
+        </w:rPr>
+        <w:t>data/</w:t>
+      </w:r>
+      <w:r>
+        <w:rPr>
+          <w:rFonts w:ascii="Calibri" w:hAnsi="Calibri" w:eastAsia="微软雅黑"/>
+        </w:rPr>
+        <w:t xml:space="preserve">（数据库 </w:t>
+      </w:r>
+      <w:r>
+        <w:rPr>
+          <w:rFonts w:ascii="Consolas" w:hAnsi="Consolas" w:eastAsia="微软雅黑"/>
+          <w:sz w:val="19"/>
+        </w:rPr>
+        <w:t>data/pg</w:t>
+      </w:r>
+      <w:r>
+        <w:rPr>
+          <w:rFonts w:ascii="Calibri" w:hAnsi="Calibri" w:eastAsia="微软雅黑"/>
+        </w:rPr>
+        <w:t xml:space="preserve">、上传文件 </w:t>
+      </w:r>
+      <w:r>
+        <w:rPr>
+          <w:rFonts w:ascii="Consolas" w:hAnsi="Consolas" w:eastAsia="微软雅黑"/>
+          <w:sz w:val="19"/>
+        </w:rPr>
+        <w:t>data/uploads</w:t>
+      </w:r>
+      <w:r>
+        <w:rPr>
+          <w:rFonts w:ascii="Calibri" w:hAnsi="Calibri" w:eastAsia="微软雅黑"/>
+        </w:rPr>
+        <w:t>）。 下次再启动（同样在项目根目录终端）：</w:t>
+      </w:r>
+    </w:p>
+    <w:p>
+      <w:pPr>
+        <w:spacing w:before="80" w:after="160"/>
+        <w:ind w:left="170"/>
+        <w:shd w:val="clear" w:color="auto" w:fill="F2F2F2"/>
+      </w:pPr>
+      <w:r>
         <w:rPr>
           <w:rFonts w:ascii="Consolas" w:hAnsi="Consolas" w:eastAsia="微软雅黑"/>
           <w:sz w:val="18"/>
         </w:rPr>
-        <w:t>docker compose up -d</w:t>
+        <w:t>docker compose --env-file deploy/.env.docker up -d</w:t>
       </w:r>
     </w:p>
     <w:p>
@@ -3507,21 +3540,21 @@
         </w:rPr>
         <w:t>docker compose logs -f server</w:t>
         <w:br/>
+        <w:t>docker compose logs -f ai-service</w:t>
+        <w:br/>
+        <w:t>docker compose logs -f web</w:t>
       </w:r>
       <w:r>
         <w:rPr>
           <w:rFonts w:ascii="Consolas" w:hAnsi="Consolas" w:eastAsia="微软雅黑"/>
           <w:sz w:val="18"/>
         </w:rPr>
-        <w:t>docker compose logs -f ai-service</w:t>
-        <w:br/>
       </w:r>
       <w:r>
         <w:rPr>
           <w:rFonts w:ascii="Consolas" w:hAnsi="Consolas" w:eastAsia="微软雅黑"/>
           <w:sz w:val="18"/>
         </w:rPr>
-        <w:t>docker compose logs -f web</w:t>
       </w:r>
     </w:p>
     <w:p>
